--- a/erm-crisis-1992/Кризис_ЕВС_1992-1993_текст_презентации.docx
+++ b/erm-crisis-1992/Кризис_ЕВС_1992-1993_текст_презентации.docx
@@ -41,7 +41,7 @@
           <w:sz w:val="21"/>
           <w:szCs w:val="21"/>
         </w:rPr>
-        <w:t xml:space="preserve">Текст 9 слайдов и текст выступления на 5 минут. Данные графиков и схем приведены таблицами.</w:t>
+        <w:t xml:space="preserve">Текст 10 слайдов и текст выступления на 5 минут. Данные графиков и схем приведены таблицами.</w:t>
       </w:r>
     </w:p>
     <w:tbl>
@@ -336,7 +336,7 @@
                 <w:sz w:val="20"/>
                 <w:szCs w:val="20"/>
               </w:rPr>
-              <w:t xml:space="preserve">0:15</w:t>
+              <w:t xml:space="preserve">0:10</w:t>
             </w:r>
           </w:p>
         </w:tc>
@@ -371,7 +371,7 @@
                 <w:sz w:val="20"/>
                 <w:szCs w:val="20"/>
               </w:rPr>
-              <w:t xml:space="preserve">02–03</w:t>
+              <w:t xml:space="preserve">02–04</w:t>
             </w:r>
           </w:p>
         </w:tc>
@@ -404,7 +404,7 @@
                 <w:sz w:val="20"/>
                 <w:szCs w:val="20"/>
               </w:rPr>
-              <w:t xml:space="preserve">Причины кризиса</w:t>
+              <w:t xml:space="preserve">Суть и причины кризиса</w:t>
             </w:r>
           </w:p>
         </w:tc>
@@ -470,7 +470,7 @@
                 <w:sz w:val="20"/>
                 <w:szCs w:val="20"/>
               </w:rPr>
-              <w:t xml:space="preserve">1:25</w:t>
+              <w:t xml:space="preserve">1:45</w:t>
             </w:r>
           </w:p>
         </w:tc>
@@ -505,7 +505,7 @@
                 <w:sz w:val="20"/>
                 <w:szCs w:val="20"/>
               </w:rPr>
-              <w:t xml:space="preserve">04–06</w:t>
+              <w:t xml:space="preserve">05–07</w:t>
             </w:r>
           </w:p>
         </w:tc>
@@ -604,7 +604,7 @@
                 <w:sz w:val="20"/>
                 <w:szCs w:val="20"/>
               </w:rPr>
-              <w:t xml:space="preserve">1:40</w:t>
+              <w:t xml:space="preserve">1:20</w:t>
             </w:r>
           </w:p>
         </w:tc>
@@ -639,7 +639,7 @@
                 <w:sz w:val="20"/>
                 <w:szCs w:val="20"/>
               </w:rPr>
-              <w:t xml:space="preserve">07–09</w:t>
+              <w:t xml:space="preserve">08–10</w:t>
             </w:r>
           </w:p>
         </w:tc>
@@ -738,7 +738,7 @@
                 <w:sz w:val="20"/>
                 <w:szCs w:val="20"/>
               </w:rPr>
-              <w:t xml:space="preserve">1:05</w:t>
+              <w:t xml:space="preserve">1:00</w:t>
             </w:r>
           </w:p>
         </w:tc>
@@ -905,7 +905,7 @@
                 <w:sz w:val="20"/>
                 <w:szCs w:val="20"/>
               </w:rPr>
-              <w:t xml:space="preserve">≈ 4:25</w:t>
+              <w:t xml:space="preserve">≈ 4:15</w:t>
             </w:r>
             <w:r>
               <w:rPr>
@@ -1265,7 +1265,7 @@
                 <w:sz w:val="20"/>
                 <w:szCs w:val="20"/>
               </w:rPr>
-              <w:t xml:space="preserve">I. Причины кризиса</w:t>
+              <w:t xml:space="preserve">I. Суть и причины кризиса</w:t>
             </w:r>
           </w:p>
         </w:tc>
@@ -1303,7 +1303,7 @@
                 <w:sz w:val="20"/>
                 <w:szCs w:val="20"/>
               </w:rPr>
-              <w:t xml:space="preserve">устройство ЕВС и механизма курсов ERM</w:t>
+              <w:t xml:space="preserve">определение и суть кризиса</w:t>
             </w:r>
           </w:p>
           <w:p>
@@ -1324,7 +1324,7 @@
                 <w:sz w:val="20"/>
                 <w:szCs w:val="20"/>
               </w:rPr>
-              <w:t xml:space="preserve">объединение Германии и ставки Бундесбанка</w:t>
+              <w:t xml:space="preserve">устройство ЕВС и механизма курсов ERM</w:t>
             </w:r>
           </w:p>
           <w:p>
@@ -1345,127 +1345,9 @@
                 <w:sz w:val="20"/>
                 <w:szCs w:val="20"/>
               </w:rPr>
-              <w:t xml:space="preserve">Маастрихт и свободное движение капитала</w:t>
-            </w:r>
-          </w:p>
-        </w:tc>
-        <w:tc>
-          <w:tcPr>
-            <w:tcW w:type="dxa" w:w="900"/>
-            <w:tcBorders>
-              <w:top w:val="single" w:color="D5D9E0" w:sz="4"/>
-              <w:left w:val="single" w:color="D5D9E0" w:sz="4"/>
-              <w:bottom w:val="single" w:color="D5D9E0" w:sz="4"/>
-              <w:right w:val="single" w:color="D5D9E0" w:sz="4"/>
-            </w:tcBorders>
-            <w:tcMar>
-              <w:top w:type="dxa" w:w="70"/>
-              <w:left w:type="dxa" w:w="110"/>
-              <w:bottom w:type="dxa" w:w="70"/>
-              <w:right w:type="dxa" w:w="110"/>
-            </w:tcMar>
-          </w:tcPr>
-          <w:p>
-            <w:pPr>
-              <w:spacing w:after="40" w:line="264"/>
-            </w:pPr>
-            <w:r>
-              <w:rPr>
-                <w:b w:val="false"/>
-                <w:bCs w:val="false"/>
-                <w:i w:val="false"/>
-                <w:iCs w:val="false"/>
-                <w:sz w:val="20"/>
-                <w:szCs w:val="20"/>
-              </w:rPr>
-              <w:t xml:space="preserve">02–03</w:t>
-            </w:r>
-          </w:p>
-        </w:tc>
-      </w:tr>
-      <w:tr>
-        <w:tc>
-          <w:tcPr>
-            <w:tcW w:type="dxa" w:w="2300"/>
-            <w:tcBorders>
-              <w:top w:val="single" w:color="D5D9E0" w:sz="4"/>
-              <w:left w:val="single" w:color="D5D9E0" w:sz="4"/>
-              <w:bottom w:val="single" w:color="D5D9E0" w:sz="4"/>
-              <w:right w:val="single" w:color="D5D9E0" w:sz="4"/>
-            </w:tcBorders>
-            <w:tcMar>
-              <w:top w:type="dxa" w:w="70"/>
-              <w:left w:type="dxa" w:w="110"/>
-              <w:bottom w:type="dxa" w:w="70"/>
-              <w:right w:type="dxa" w:w="110"/>
-            </w:tcMar>
-          </w:tcPr>
-          <w:p>
-            <w:pPr>
-              <w:spacing w:after="40" w:line="264"/>
-            </w:pPr>
-            <w:r>
-              <w:rPr>
-                <w:b w:val="false"/>
-                <w:bCs w:val="false"/>
-                <w:i w:val="false"/>
-                <w:iCs w:val="false"/>
-                <w:sz w:val="20"/>
-                <w:szCs w:val="20"/>
-              </w:rPr>
-              <w:t xml:space="preserve">Гордеев Егор Александрович</w:t>
-            </w:r>
-          </w:p>
-        </w:tc>
-        <w:tc>
-          <w:tcPr>
-            <w:tcW w:type="dxa" w:w="1900"/>
-            <w:tcBorders>
-              <w:top w:val="single" w:color="D5D9E0" w:sz="4"/>
-              <w:left w:val="single" w:color="D5D9E0" w:sz="4"/>
-              <w:bottom w:val="single" w:color="D5D9E0" w:sz="4"/>
-              <w:right w:val="single" w:color="D5D9E0" w:sz="4"/>
-            </w:tcBorders>
-            <w:tcMar>
-              <w:top w:type="dxa" w:w="70"/>
-              <w:left w:type="dxa" w:w="110"/>
-              <w:bottom w:type="dxa" w:w="70"/>
-              <w:right w:type="dxa" w:w="110"/>
-            </w:tcMar>
-          </w:tcPr>
-          <w:p>
-            <w:pPr>
-              <w:spacing w:after="40" w:line="264"/>
-            </w:pPr>
-            <w:r>
-              <w:rPr>
-                <w:b w:val="false"/>
-                <w:bCs w:val="false"/>
-                <w:i w:val="false"/>
-                <w:iCs w:val="false"/>
-                <w:sz w:val="20"/>
-                <w:szCs w:val="20"/>
-              </w:rPr>
-              <w:t xml:space="preserve">II. Ход кризиса</w:t>
-            </w:r>
-          </w:p>
-        </w:tc>
-        <w:tc>
-          <w:tcPr>
-            <w:tcW w:type="dxa" w:w="4538"/>
-            <w:tcBorders>
-              <w:top w:val="single" w:color="D5D9E0" w:sz="4"/>
-              <w:left w:val="single" w:color="D5D9E0" w:sz="4"/>
-              <w:bottom w:val="single" w:color="D5D9E0" w:sz="4"/>
-              <w:right w:val="single" w:color="D5D9E0" w:sz="4"/>
-            </w:tcBorders>
-            <w:tcMar>
-              <w:top w:type="dxa" w:w="70"/>
-              <w:left w:type="dxa" w:w="110"/>
-              <w:bottom w:type="dxa" w:w="70"/>
-              <w:right w:type="dxa" w:w="110"/>
-            </w:tcMar>
-          </w:tcPr>
+              <w:t xml:space="preserve">объединение Германии и ставки Бундесбанка</w:t>
+            </w:r>
+          </w:p>
           <w:p>
             <w:pPr>
               <w:pStyle w:val="ListParagraph"/>
@@ -1484,9 +1366,127 @@
                 <w:sz w:val="20"/>
                 <w:szCs w:val="20"/>
               </w:rPr>
-              <w:t xml:space="preserve">хронология кризиса 1992–1993 гг.</w:t>
-            </w:r>
-          </w:p>
+              <w:t xml:space="preserve">Маастрихт и свободное движение капитала</w:t>
+            </w:r>
+          </w:p>
+        </w:tc>
+        <w:tc>
+          <w:tcPr>
+            <w:tcW w:type="dxa" w:w="900"/>
+            <w:tcBorders>
+              <w:top w:val="single" w:color="D5D9E0" w:sz="4"/>
+              <w:left w:val="single" w:color="D5D9E0" w:sz="4"/>
+              <w:bottom w:val="single" w:color="D5D9E0" w:sz="4"/>
+              <w:right w:val="single" w:color="D5D9E0" w:sz="4"/>
+            </w:tcBorders>
+            <w:tcMar>
+              <w:top w:type="dxa" w:w="70"/>
+              <w:left w:type="dxa" w:w="110"/>
+              <w:bottom w:type="dxa" w:w="70"/>
+              <w:right w:type="dxa" w:w="110"/>
+            </w:tcMar>
+          </w:tcPr>
+          <w:p>
+            <w:pPr>
+              <w:spacing w:after="40" w:line="264"/>
+            </w:pPr>
+            <w:r>
+              <w:rPr>
+                <w:b w:val="false"/>
+                <w:bCs w:val="false"/>
+                <w:i w:val="false"/>
+                <w:iCs w:val="false"/>
+                <w:sz w:val="20"/>
+                <w:szCs w:val="20"/>
+              </w:rPr>
+              <w:t xml:space="preserve">02–04</w:t>
+            </w:r>
+          </w:p>
+        </w:tc>
+      </w:tr>
+      <w:tr>
+        <w:tc>
+          <w:tcPr>
+            <w:tcW w:type="dxa" w:w="2300"/>
+            <w:tcBorders>
+              <w:top w:val="single" w:color="D5D9E0" w:sz="4"/>
+              <w:left w:val="single" w:color="D5D9E0" w:sz="4"/>
+              <w:bottom w:val="single" w:color="D5D9E0" w:sz="4"/>
+              <w:right w:val="single" w:color="D5D9E0" w:sz="4"/>
+            </w:tcBorders>
+            <w:tcMar>
+              <w:top w:type="dxa" w:w="70"/>
+              <w:left w:type="dxa" w:w="110"/>
+              <w:bottom w:type="dxa" w:w="70"/>
+              <w:right w:type="dxa" w:w="110"/>
+            </w:tcMar>
+          </w:tcPr>
+          <w:p>
+            <w:pPr>
+              <w:spacing w:after="40" w:line="264"/>
+            </w:pPr>
+            <w:r>
+              <w:rPr>
+                <w:b w:val="false"/>
+                <w:bCs w:val="false"/>
+                <w:i w:val="false"/>
+                <w:iCs w:val="false"/>
+                <w:sz w:val="20"/>
+                <w:szCs w:val="20"/>
+              </w:rPr>
+              <w:t xml:space="preserve">Гордеев Егор Александрович</w:t>
+            </w:r>
+          </w:p>
+        </w:tc>
+        <w:tc>
+          <w:tcPr>
+            <w:tcW w:type="dxa" w:w="1900"/>
+            <w:tcBorders>
+              <w:top w:val="single" w:color="D5D9E0" w:sz="4"/>
+              <w:left w:val="single" w:color="D5D9E0" w:sz="4"/>
+              <w:bottom w:val="single" w:color="D5D9E0" w:sz="4"/>
+              <w:right w:val="single" w:color="D5D9E0" w:sz="4"/>
+            </w:tcBorders>
+            <w:tcMar>
+              <w:top w:type="dxa" w:w="70"/>
+              <w:left w:type="dxa" w:w="110"/>
+              <w:bottom w:type="dxa" w:w="70"/>
+              <w:right w:type="dxa" w:w="110"/>
+            </w:tcMar>
+          </w:tcPr>
+          <w:p>
+            <w:pPr>
+              <w:spacing w:after="40" w:line="264"/>
+            </w:pPr>
+            <w:r>
+              <w:rPr>
+                <w:b w:val="false"/>
+                <w:bCs w:val="false"/>
+                <w:i w:val="false"/>
+                <w:iCs w:val="false"/>
+                <w:sz w:val="20"/>
+                <w:szCs w:val="20"/>
+              </w:rPr>
+              <w:t xml:space="preserve">II. Ход кризиса</w:t>
+            </w:r>
+          </w:p>
+        </w:tc>
+        <w:tc>
+          <w:tcPr>
+            <w:tcW w:type="dxa" w:w="4538"/>
+            <w:tcBorders>
+              <w:top w:val="single" w:color="D5D9E0" w:sz="4"/>
+              <w:left w:val="single" w:color="D5D9E0" w:sz="4"/>
+              <w:bottom w:val="single" w:color="D5D9E0" w:sz="4"/>
+              <w:right w:val="single" w:color="D5D9E0" w:sz="4"/>
+            </w:tcBorders>
+            <w:tcMar>
+              <w:top w:type="dxa" w:w="70"/>
+              <w:left w:type="dxa" w:w="110"/>
+              <w:bottom w:type="dxa" w:w="70"/>
+              <w:right w:type="dxa" w:w="110"/>
+            </w:tcMar>
+          </w:tcPr>
           <w:p>
             <w:pPr>
               <w:pStyle w:val="ListParagraph"/>
@@ -1505,7 +1505,7 @@
                 <w:sz w:val="20"/>
                 <w:szCs w:val="20"/>
               </w:rPr>
-              <w:t xml:space="preserve">«чёрная среда» и выход Великобритании</w:t>
+              <w:t xml:space="preserve">хронология кризиса 1992–1993 гг.</w:t>
             </w:r>
           </w:p>
           <w:p>
@@ -1526,7 +1526,7 @@
                 <w:sz w:val="20"/>
                 <w:szCs w:val="20"/>
               </w:rPr>
-              <w:t xml:space="preserve">девальвации и коридор ±15%</w:t>
+              <w:t xml:space="preserve">«чёрная среда» и выход Великобритании</w:t>
             </w:r>
           </w:p>
           <w:p>
@@ -1547,127 +1547,9 @@
                 <w:sz w:val="20"/>
                 <w:szCs w:val="20"/>
               </w:rPr>
-              <w:t xml:space="preserve">вёрстка сайта-презентации</w:t>
-            </w:r>
-          </w:p>
-        </w:tc>
-        <w:tc>
-          <w:tcPr>
-            <w:tcW w:type="dxa" w:w="900"/>
-            <w:tcBorders>
-              <w:top w:val="single" w:color="D5D9E0" w:sz="4"/>
-              <w:left w:val="single" w:color="D5D9E0" w:sz="4"/>
-              <w:bottom w:val="single" w:color="D5D9E0" w:sz="4"/>
-              <w:right w:val="single" w:color="D5D9E0" w:sz="4"/>
-            </w:tcBorders>
-            <w:tcMar>
-              <w:top w:type="dxa" w:w="70"/>
-              <w:left w:type="dxa" w:w="110"/>
-              <w:bottom w:type="dxa" w:w="70"/>
-              <w:right w:type="dxa" w:w="110"/>
-            </w:tcMar>
-          </w:tcPr>
-          <w:p>
-            <w:pPr>
-              <w:spacing w:after="40" w:line="264"/>
-            </w:pPr>
-            <w:r>
-              <w:rPr>
-                <w:b w:val="false"/>
-                <w:bCs w:val="false"/>
-                <w:i w:val="false"/>
-                <w:iCs w:val="false"/>
-                <w:sz w:val="20"/>
-                <w:szCs w:val="20"/>
-              </w:rPr>
-              <w:t xml:space="preserve">04–06</w:t>
-            </w:r>
-          </w:p>
-        </w:tc>
-      </w:tr>
-      <w:tr>
-        <w:tc>
-          <w:tcPr>
-            <w:tcW w:type="dxa" w:w="2300"/>
-            <w:tcBorders>
-              <w:top w:val="single" w:color="D5D9E0" w:sz="4"/>
-              <w:left w:val="single" w:color="D5D9E0" w:sz="4"/>
-              <w:bottom w:val="single" w:color="D5D9E0" w:sz="4"/>
-              <w:right w:val="single" w:color="D5D9E0" w:sz="4"/>
-            </w:tcBorders>
-            <w:tcMar>
-              <w:top w:type="dxa" w:w="70"/>
-              <w:left w:type="dxa" w:w="110"/>
-              <w:bottom w:type="dxa" w:w="70"/>
-              <w:right w:type="dxa" w:w="110"/>
-            </w:tcMar>
-          </w:tcPr>
-          <w:p>
-            <w:pPr>
-              <w:spacing w:after="40" w:line="264"/>
-            </w:pPr>
-            <w:r>
-              <w:rPr>
-                <w:b w:val="false"/>
-                <w:bCs w:val="false"/>
-                <w:i w:val="false"/>
-                <w:iCs w:val="false"/>
-                <w:sz w:val="20"/>
-                <w:szCs w:val="20"/>
-              </w:rPr>
-              <w:t xml:space="preserve">Татьянченко Иван Сергеевич</w:t>
-            </w:r>
-          </w:p>
-        </w:tc>
-        <w:tc>
-          <w:tcPr>
-            <w:tcW w:type="dxa" w:w="1900"/>
-            <w:tcBorders>
-              <w:top w:val="single" w:color="D5D9E0" w:sz="4"/>
-              <w:left w:val="single" w:color="D5D9E0" w:sz="4"/>
-              <w:bottom w:val="single" w:color="D5D9E0" w:sz="4"/>
-              <w:right w:val="single" w:color="D5D9E0" w:sz="4"/>
-            </w:tcBorders>
-            <w:tcMar>
-              <w:top w:type="dxa" w:w="70"/>
-              <w:left w:type="dxa" w:w="110"/>
-              <w:bottom w:type="dxa" w:w="70"/>
-              <w:right w:type="dxa" w:w="110"/>
-            </w:tcMar>
-          </w:tcPr>
-          <w:p>
-            <w:pPr>
-              <w:spacing w:after="40" w:line="264"/>
-            </w:pPr>
-            <w:r>
-              <w:rPr>
-                <w:b w:val="false"/>
-                <w:bCs w:val="false"/>
-                <w:i w:val="false"/>
-                <w:iCs w:val="false"/>
-                <w:sz w:val="20"/>
-                <w:szCs w:val="20"/>
-              </w:rPr>
-              <w:t xml:space="preserve">III. Последствия и выводы</w:t>
-            </w:r>
-          </w:p>
-        </w:tc>
-        <w:tc>
-          <w:tcPr>
-            <w:tcW w:type="dxa" w:w="4538"/>
-            <w:tcBorders>
-              <w:top w:val="single" w:color="D5D9E0" w:sz="4"/>
-              <w:left w:val="single" w:color="D5D9E0" w:sz="4"/>
-              <w:bottom w:val="single" w:color="D5D9E0" w:sz="4"/>
-              <w:right w:val="single" w:color="D5D9E0" w:sz="4"/>
-            </w:tcBorders>
-            <w:tcMar>
-              <w:top w:type="dxa" w:w="70"/>
-              <w:left w:type="dxa" w:w="110"/>
-              <w:bottom w:type="dxa" w:w="70"/>
-              <w:right w:type="dxa" w:w="110"/>
-            </w:tcMar>
-          </w:tcPr>
+              <w:t xml:space="preserve">девальвации и коридор ±15%</w:t>
+            </w:r>
+          </w:p>
           <w:p>
             <w:pPr>
               <w:pStyle w:val="ListParagraph"/>
@@ -1686,9 +1568,127 @@
                 <w:sz w:val="20"/>
                 <w:szCs w:val="20"/>
               </w:rPr>
-              <w:t xml:space="preserve">последствия для Великобритании и Италии</w:t>
-            </w:r>
-          </w:p>
+              <w:t xml:space="preserve">вёрстка сайта-презентации</w:t>
+            </w:r>
+          </w:p>
+        </w:tc>
+        <w:tc>
+          <w:tcPr>
+            <w:tcW w:type="dxa" w:w="900"/>
+            <w:tcBorders>
+              <w:top w:val="single" w:color="D5D9E0" w:sz="4"/>
+              <w:left w:val="single" w:color="D5D9E0" w:sz="4"/>
+              <w:bottom w:val="single" w:color="D5D9E0" w:sz="4"/>
+              <w:right w:val="single" w:color="D5D9E0" w:sz="4"/>
+            </w:tcBorders>
+            <w:tcMar>
+              <w:top w:type="dxa" w:w="70"/>
+              <w:left w:type="dxa" w:w="110"/>
+              <w:bottom w:type="dxa" w:w="70"/>
+              <w:right w:type="dxa" w:w="110"/>
+            </w:tcMar>
+          </w:tcPr>
+          <w:p>
+            <w:pPr>
+              <w:spacing w:after="40" w:line="264"/>
+            </w:pPr>
+            <w:r>
+              <w:rPr>
+                <w:b w:val="false"/>
+                <w:bCs w:val="false"/>
+                <w:i w:val="false"/>
+                <w:iCs w:val="false"/>
+                <w:sz w:val="20"/>
+                <w:szCs w:val="20"/>
+              </w:rPr>
+              <w:t xml:space="preserve">05–07</w:t>
+            </w:r>
+          </w:p>
+        </w:tc>
+      </w:tr>
+      <w:tr>
+        <w:tc>
+          <w:tcPr>
+            <w:tcW w:type="dxa" w:w="2300"/>
+            <w:tcBorders>
+              <w:top w:val="single" w:color="D5D9E0" w:sz="4"/>
+              <w:left w:val="single" w:color="D5D9E0" w:sz="4"/>
+              <w:bottom w:val="single" w:color="D5D9E0" w:sz="4"/>
+              <w:right w:val="single" w:color="D5D9E0" w:sz="4"/>
+            </w:tcBorders>
+            <w:tcMar>
+              <w:top w:type="dxa" w:w="70"/>
+              <w:left w:type="dxa" w:w="110"/>
+              <w:bottom w:type="dxa" w:w="70"/>
+              <w:right w:type="dxa" w:w="110"/>
+            </w:tcMar>
+          </w:tcPr>
+          <w:p>
+            <w:pPr>
+              <w:spacing w:after="40" w:line="264"/>
+            </w:pPr>
+            <w:r>
+              <w:rPr>
+                <w:b w:val="false"/>
+                <w:bCs w:val="false"/>
+                <w:i w:val="false"/>
+                <w:iCs w:val="false"/>
+                <w:sz w:val="20"/>
+                <w:szCs w:val="20"/>
+              </w:rPr>
+              <w:t xml:space="preserve">Татьянченко Иван Сергеевич</w:t>
+            </w:r>
+          </w:p>
+        </w:tc>
+        <w:tc>
+          <w:tcPr>
+            <w:tcW w:type="dxa" w:w="1900"/>
+            <w:tcBorders>
+              <w:top w:val="single" w:color="D5D9E0" w:sz="4"/>
+              <w:left w:val="single" w:color="D5D9E0" w:sz="4"/>
+              <w:bottom w:val="single" w:color="D5D9E0" w:sz="4"/>
+              <w:right w:val="single" w:color="D5D9E0" w:sz="4"/>
+            </w:tcBorders>
+            <w:tcMar>
+              <w:top w:type="dxa" w:w="70"/>
+              <w:left w:type="dxa" w:w="110"/>
+              <w:bottom w:type="dxa" w:w="70"/>
+              <w:right w:type="dxa" w:w="110"/>
+            </w:tcMar>
+          </w:tcPr>
+          <w:p>
+            <w:pPr>
+              <w:spacing w:after="40" w:line="264"/>
+            </w:pPr>
+            <w:r>
+              <w:rPr>
+                <w:b w:val="false"/>
+                <w:bCs w:val="false"/>
+                <w:i w:val="false"/>
+                <w:iCs w:val="false"/>
+                <w:sz w:val="20"/>
+                <w:szCs w:val="20"/>
+              </w:rPr>
+              <w:t xml:space="preserve">III. Последствия и выводы</w:t>
+            </w:r>
+          </w:p>
+        </w:tc>
+        <w:tc>
+          <w:tcPr>
+            <w:tcW w:type="dxa" w:w="4538"/>
+            <w:tcBorders>
+              <w:top w:val="single" w:color="D5D9E0" w:sz="4"/>
+              <w:left w:val="single" w:color="D5D9E0" w:sz="4"/>
+              <w:bottom w:val="single" w:color="D5D9E0" w:sz="4"/>
+              <w:right w:val="single" w:color="D5D9E0" w:sz="4"/>
+            </w:tcBorders>
+            <w:tcMar>
+              <w:top w:type="dxa" w:w="70"/>
+              <w:left w:type="dxa" w:w="110"/>
+              <w:bottom w:type="dxa" w:w="70"/>
+              <w:right w:type="dxa" w:w="110"/>
+            </w:tcMar>
+          </w:tcPr>
           <w:p>
             <w:pPr>
               <w:pStyle w:val="ListParagraph"/>
@@ -1707,7 +1707,7 @@
                 <w:sz w:val="20"/>
                 <w:szCs w:val="20"/>
               </w:rPr>
-              <w:t xml:space="preserve">итоги для Европы и выводы</w:t>
+              <w:t xml:space="preserve">последствия для Великобритании и Италии</w:t>
             </w:r>
           </w:p>
           <w:p>
@@ -1728,6 +1728,27 @@
                 <w:sz w:val="20"/>
                 <w:szCs w:val="20"/>
               </w:rPr>
+              <w:t xml:space="preserve">итоги для Европы и выводы</w:t>
+            </w:r>
+          </w:p>
+          <w:p>
+            <w:pPr>
+              <w:pStyle w:val="ListParagraph"/>
+              <w:numPr>
+                <w:ilvl w:val="0"/>
+                <w:numId w:val="2"/>
+              </w:numPr>
+              <w:spacing w:after="40" w:line="264"/>
+            </w:pPr>
+            <w:r>
+              <w:rPr>
+                <w:b w:val="false"/>
+                <w:bCs w:val="false"/>
+                <w:i w:val="false"/>
+                <w:iCs w:val="false"/>
+                <w:sz w:val="20"/>
+                <w:szCs w:val="20"/>
+              </w:rPr>
               <w:t xml:space="preserve">список источников</w:t>
             </w:r>
           </w:p>
@@ -1761,7 +1782,7 @@
                 <w:sz w:val="20"/>
                 <w:szCs w:val="20"/>
               </w:rPr>
-              <w:t xml:space="preserve">07–09</w:t>
+              <w:t xml:space="preserve">08–10</w:t>
             </w:r>
           </w:p>
         </w:tc>
@@ -1791,7 +1812,7 @@
           <w:sz w:val="17"/>
           <w:szCs w:val="17"/>
         </w:rPr>
-        <w:t xml:space="preserve">ЧТО ГОВОРИТЬ · ≈ 15 С</w:t>
+        <w:t xml:space="preserve">ЧТО ГОВОРИТЬ · ≈ 10 С</w:t>
       </w:r>
     </w:p>
     <w:p>
@@ -1810,7 +1831,7 @@
           <w:i/>
           <w:iCs/>
         </w:rPr>
-        <w:t xml:space="preserve">Здравствуйте. Тема нашего доклада — кризис Европейской валютной системы 1992–1993 годов. Мы расскажем о причинах кризиса, его ходе и последствиях. Распределение задач — на титульном слайде.</w:t>
+        <w:t xml:space="preserve">Здравствуйте. Тема нашего доклада — кризис Европейской валютной системы 1992–1993 годов. Распределение задач — на титульном слайде.</w:t>
       </w:r>
     </w:p>
     <w:p>
@@ -1823,7 +1844,7 @@
         <w:rPr>
           <w:color w:val="1B2D4F"/>
         </w:rPr>
-        <w:t xml:space="preserve">Раздел I. Причины кризиса</w:t>
+        <w:t xml:space="preserve">Раздел I. Суть и причины кризиса</w:t>
       </w:r>
     </w:p>
     <w:p>
@@ -1840,7 +1861,7 @@
           <w:sz w:val="20"/>
           <w:szCs w:val="20"/>
         </w:rPr>
-        <w:t xml:space="preserve">Докладчик: Аверьянов Никита Романович · слайды 02–03</w:t>
+        <w:t xml:space="preserve">Докладчик: Аверьянов Никита Романович · слайды 02–04</w:t>
       </w:r>
     </w:p>
     <w:p>
@@ -1856,7 +1877,7 @@
         <w:t xml:space="preserve">Слайд 02. </w:t>
       </w:r>
       <w:r>
-        <w:t xml:space="preserve">Что такое ЕВС и механизм ERM</w:t>
+        <w:t xml:space="preserve">Что такое кризис ЕВС</w:t>
       </w:r>
     </w:p>
     <w:p>
@@ -1873,7 +1894,998 @@
           <w:sz w:val="19"/>
           <w:szCs w:val="19"/>
         </w:rPr>
-        <w:t xml:space="preserve">Раздел I · Причины кризиса · Докладчик: Н. Р. Аверьянов</w:t>
+        <w:t xml:space="preserve">Раздел I · Суть и причины кризиса · Докладчик: Н. Р. Аверьянов</w:t>
+      </w:r>
+    </w:p>
+    <w:p>
+      <w:pPr>
+        <w:pBdr>
+          <w:left w:val="single" w:color="9A7428" w:sz="12" w:space="12"/>
+        </w:pBdr>
+        <w:spacing w:after="200" w:before="80" w:line="320"/>
+        <w:ind w:left="360"/>
+      </w:pPr>
+      <w:r>
+        <w:rPr>
+          <w:b w:val="false"/>
+          <w:bCs w:val="false"/>
+          <w:i/>
+          <w:iCs/>
+          <w:sz w:val="26"/>
+          <w:szCs w:val="26"/>
+        </w:rPr>
+        <w:t xml:space="preserve">Кризис ЕВС 1992–1993 гг. — это </w:t>
+      </w:r>
+      <w:r>
+        <w:rPr>
+          <w:b/>
+          <w:bCs/>
+          <w:i/>
+          <w:iCs/>
+          <w:sz w:val="26"/>
+          <w:szCs w:val="26"/>
+        </w:rPr>
+        <w:t xml:space="preserve">валютный кризис</w:t>
+      </w:r>
+      <w:r>
+        <w:rPr>
+          <w:b w:val="false"/>
+          <w:bCs w:val="false"/>
+          <w:i/>
+          <w:iCs/>
+          <w:sz w:val="26"/>
+          <w:szCs w:val="26"/>
+        </w:rPr>
+        <w:t xml:space="preserve">: серия спекулятивных атак на европейские валюты, курсы которых были жёстко привязаны друг к другу в механизме ERM. Центральные банки не смогли удержать курсы, и система фиксированных курсов в Европе фактически распалась.</w:t>
+      </w:r>
+    </w:p>
+    <w:tbl>
+      <w:tblPr>
+        <w:tblW w:type="dxa" w:w="9638"/>
+        <w:tblBorders>
+          <w:top w:val="single" w:color="auto" w:sz="4"/>
+          <w:left w:val="single" w:color="auto" w:sz="4"/>
+          <w:bottom w:val="single" w:color="auto" w:sz="4"/>
+          <w:right w:val="single" w:color="auto" w:sz="4"/>
+          <w:insideH w:val="single" w:color="auto" w:sz="4"/>
+          <w:insideV w:val="single" w:color="auto" w:sz="4"/>
+        </w:tblBorders>
+      </w:tblPr>
+      <w:tblGrid>
+        <w:gridCol w:w="1500"/>
+        <w:gridCol w:w="2800"/>
+        <w:gridCol w:w="5338"/>
+      </w:tblGrid>
+      <w:tr>
+        <w:trPr>
+          <w:tblHeader/>
+        </w:trPr>
+        <w:tc>
+          <w:tcPr>
+            <w:tcW w:type="dxa" w:w="1500"/>
+            <w:tcBorders>
+              <w:top w:val="single" w:color="D5D9E0" w:sz="4"/>
+              <w:left w:val="single" w:color="D5D9E0" w:sz="4"/>
+              <w:bottom w:val="single" w:color="D5D9E0" w:sz="4"/>
+              <w:right w:val="single" w:color="D5D9E0" w:sz="4"/>
+            </w:tcBorders>
+            <w:shd w:fill="1B2D4F" w:color="auto" w:val="clear"/>
+            <w:tcMar>
+              <w:top w:type="dxa" w:w="70"/>
+              <w:left w:type="dxa" w:w="110"/>
+              <w:bottom w:type="dxa" w:w="70"/>
+              <w:right w:type="dxa" w:w="110"/>
+            </w:tcMar>
+          </w:tcPr>
+          <w:p>
+            <w:pPr>
+              <w:spacing w:after="40" w:line="264"/>
+            </w:pPr>
+            <w:r>
+              <w:rPr>
+                <w:b/>
+                <w:bCs/>
+                <w:i w:val="false"/>
+                <w:iCs w:val="false"/>
+                <w:color w:val="FFFFFF"/>
+                <w:sz w:val="18"/>
+                <w:szCs w:val="18"/>
+              </w:rPr>
+              <w:t xml:space="preserve">Параметр</w:t>
+            </w:r>
+          </w:p>
+        </w:tc>
+        <w:tc>
+          <w:tcPr>
+            <w:tcW w:type="dxa" w:w="2800"/>
+            <w:tcBorders>
+              <w:top w:val="single" w:color="D5D9E0" w:sz="4"/>
+              <w:left w:val="single" w:color="D5D9E0" w:sz="4"/>
+              <w:bottom w:val="single" w:color="D5D9E0" w:sz="4"/>
+              <w:right w:val="single" w:color="D5D9E0" w:sz="4"/>
+            </w:tcBorders>
+            <w:shd w:fill="1B2D4F" w:color="auto" w:val="clear"/>
+            <w:tcMar>
+              <w:top w:type="dxa" w:w="70"/>
+              <w:left w:type="dxa" w:w="110"/>
+              <w:bottom w:type="dxa" w:w="70"/>
+              <w:right w:type="dxa" w:w="110"/>
+            </w:tcMar>
+          </w:tcPr>
+          <w:p>
+            <w:pPr>
+              <w:spacing w:after="40" w:line="264"/>
+            </w:pPr>
+            <w:r>
+              <w:rPr>
+                <w:b/>
+                <w:bCs/>
+                <w:i w:val="false"/>
+                <w:iCs w:val="false"/>
+                <w:color w:val="FFFFFF"/>
+                <w:sz w:val="18"/>
+                <w:szCs w:val="18"/>
+              </w:rPr>
+              <w:t xml:space="preserve">Кратко</w:t>
+            </w:r>
+          </w:p>
+        </w:tc>
+        <w:tc>
+          <w:tcPr>
+            <w:tcW w:type="dxa" w:w="5338"/>
+            <w:tcBorders>
+              <w:top w:val="single" w:color="D5D9E0" w:sz="4"/>
+              <w:left w:val="single" w:color="D5D9E0" w:sz="4"/>
+              <w:bottom w:val="single" w:color="D5D9E0" w:sz="4"/>
+              <w:right w:val="single" w:color="D5D9E0" w:sz="4"/>
+            </w:tcBorders>
+            <w:shd w:fill="1B2D4F" w:color="auto" w:val="clear"/>
+            <w:tcMar>
+              <w:top w:type="dxa" w:w="70"/>
+              <w:left w:type="dxa" w:w="110"/>
+              <w:bottom w:type="dxa" w:w="70"/>
+              <w:right w:type="dxa" w:w="110"/>
+            </w:tcMar>
+          </w:tcPr>
+          <w:p>
+            <w:pPr>
+              <w:spacing w:after="40" w:line="264"/>
+            </w:pPr>
+            <w:r>
+              <w:rPr>
+                <w:b/>
+                <w:bCs/>
+                <w:i w:val="false"/>
+                <w:iCs w:val="false"/>
+                <w:color w:val="FFFFFF"/>
+                <w:sz w:val="18"/>
+                <w:szCs w:val="18"/>
+              </w:rPr>
+              <w:t xml:space="preserve">Пояснение</w:t>
+            </w:r>
+          </w:p>
+        </w:tc>
+      </w:tr>
+      <w:tr>
+        <w:tc>
+          <w:tcPr>
+            <w:tcW w:type="dxa" w:w="1500"/>
+            <w:tcBorders>
+              <w:top w:val="single" w:color="D5D9E0" w:sz="4"/>
+              <w:left w:val="single" w:color="D5D9E0" w:sz="4"/>
+              <w:bottom w:val="single" w:color="D5D9E0" w:sz="4"/>
+              <w:right w:val="single" w:color="D5D9E0" w:sz="4"/>
+            </w:tcBorders>
+            <w:tcMar>
+              <w:top w:type="dxa" w:w="70"/>
+              <w:left w:type="dxa" w:w="110"/>
+              <w:bottom w:type="dxa" w:w="70"/>
+              <w:right w:type="dxa" w:w="110"/>
+            </w:tcMar>
+          </w:tcPr>
+          <w:p>
+            <w:pPr>
+              <w:spacing w:after="40" w:line="264"/>
+            </w:pPr>
+            <w:r>
+              <w:rPr>
+                <w:b w:val="false"/>
+                <w:bCs w:val="false"/>
+                <w:i w:val="false"/>
+                <w:iCs w:val="false"/>
+                <w:sz w:val="20"/>
+                <w:szCs w:val="20"/>
+              </w:rPr>
+              <w:t xml:space="preserve">Тип</w:t>
+            </w:r>
+          </w:p>
+        </w:tc>
+        <w:tc>
+          <w:tcPr>
+            <w:tcW w:type="dxa" w:w="2800"/>
+            <w:tcBorders>
+              <w:top w:val="single" w:color="D5D9E0" w:sz="4"/>
+              <w:left w:val="single" w:color="D5D9E0" w:sz="4"/>
+              <w:bottom w:val="single" w:color="D5D9E0" w:sz="4"/>
+              <w:right w:val="single" w:color="D5D9E0" w:sz="4"/>
+            </w:tcBorders>
+            <w:tcMar>
+              <w:top w:type="dxa" w:w="70"/>
+              <w:left w:type="dxa" w:w="110"/>
+              <w:bottom w:type="dxa" w:w="70"/>
+              <w:right w:type="dxa" w:w="110"/>
+            </w:tcMar>
+          </w:tcPr>
+          <w:p>
+            <w:pPr>
+              <w:spacing w:after="40" w:line="264"/>
+            </w:pPr>
+            <w:r>
+              <w:rPr>
+                <w:b w:val="false"/>
+                <w:bCs w:val="false"/>
+                <w:i w:val="false"/>
+                <w:iCs w:val="false"/>
+                <w:sz w:val="20"/>
+                <w:szCs w:val="20"/>
+              </w:rPr>
+              <w:t xml:space="preserve"/>
+            </w:r>
+            <w:r>
+              <w:rPr>
+                <w:b/>
+                <w:bCs/>
+                <w:i w:val="false"/>
+                <w:iCs w:val="false"/>
+                <w:sz w:val="20"/>
+                <w:szCs w:val="20"/>
+              </w:rPr>
+              <w:t xml:space="preserve">Валютный кризис</w:t>
+            </w:r>
+            <w:r>
+              <w:rPr>
+                <w:b w:val="false"/>
+                <w:bCs w:val="false"/>
+                <w:i w:val="false"/>
+                <w:iCs w:val="false"/>
+                <w:sz w:val="20"/>
+                <w:szCs w:val="20"/>
+              </w:rPr>
+              <w:t xml:space="preserve"/>
+            </w:r>
+          </w:p>
+        </w:tc>
+        <w:tc>
+          <w:tcPr>
+            <w:tcW w:type="dxa" w:w="5338"/>
+            <w:tcBorders>
+              <w:top w:val="single" w:color="D5D9E0" w:sz="4"/>
+              <w:left w:val="single" w:color="D5D9E0" w:sz="4"/>
+              <w:bottom w:val="single" w:color="D5D9E0" w:sz="4"/>
+              <w:right w:val="single" w:color="D5D9E0" w:sz="4"/>
+            </w:tcBorders>
+            <w:tcMar>
+              <w:top w:type="dxa" w:w="70"/>
+              <w:left w:type="dxa" w:w="110"/>
+              <w:bottom w:type="dxa" w:w="70"/>
+              <w:right w:type="dxa" w:w="110"/>
+            </w:tcMar>
+          </w:tcPr>
+          <w:p>
+            <w:pPr>
+              <w:spacing w:after="40" w:line="264"/>
+            </w:pPr>
+            <w:r>
+              <w:rPr>
+                <w:b w:val="false"/>
+                <w:bCs w:val="false"/>
+                <w:i w:val="false"/>
+                <w:iCs w:val="false"/>
+                <w:sz w:val="20"/>
+                <w:szCs w:val="20"/>
+              </w:rPr>
+              <w:t xml:space="preserve">Пострадали курсы валют, а не банки и не государственный долг</w:t>
+            </w:r>
+          </w:p>
+        </w:tc>
+      </w:tr>
+      <w:tr>
+        <w:tc>
+          <w:tcPr>
+            <w:tcW w:type="dxa" w:w="1500"/>
+            <w:tcBorders>
+              <w:top w:val="single" w:color="D5D9E0" w:sz="4"/>
+              <w:left w:val="single" w:color="D5D9E0" w:sz="4"/>
+              <w:bottom w:val="single" w:color="D5D9E0" w:sz="4"/>
+              <w:right w:val="single" w:color="D5D9E0" w:sz="4"/>
+            </w:tcBorders>
+            <w:tcMar>
+              <w:top w:type="dxa" w:w="70"/>
+              <w:left w:type="dxa" w:w="110"/>
+              <w:bottom w:type="dxa" w:w="70"/>
+              <w:right w:type="dxa" w:w="110"/>
+            </w:tcMar>
+          </w:tcPr>
+          <w:p>
+            <w:pPr>
+              <w:spacing w:after="40" w:line="264"/>
+            </w:pPr>
+            <w:r>
+              <w:rPr>
+                <w:b w:val="false"/>
+                <w:bCs w:val="false"/>
+                <w:i w:val="false"/>
+                <w:iCs w:val="false"/>
+                <w:sz w:val="20"/>
+                <w:szCs w:val="20"/>
+              </w:rPr>
+              <w:t xml:space="preserve">Где</w:t>
+            </w:r>
+          </w:p>
+        </w:tc>
+        <w:tc>
+          <w:tcPr>
+            <w:tcW w:type="dxa" w:w="2800"/>
+            <w:tcBorders>
+              <w:top w:val="single" w:color="D5D9E0" w:sz="4"/>
+              <w:left w:val="single" w:color="D5D9E0" w:sz="4"/>
+              <w:bottom w:val="single" w:color="D5D9E0" w:sz="4"/>
+              <w:right w:val="single" w:color="D5D9E0" w:sz="4"/>
+            </w:tcBorders>
+            <w:tcMar>
+              <w:top w:type="dxa" w:w="70"/>
+              <w:left w:type="dxa" w:w="110"/>
+              <w:bottom w:type="dxa" w:w="70"/>
+              <w:right w:type="dxa" w:w="110"/>
+            </w:tcMar>
+          </w:tcPr>
+          <w:p>
+            <w:pPr>
+              <w:spacing w:after="40" w:line="264"/>
+            </w:pPr>
+            <w:r>
+              <w:rPr>
+                <w:b w:val="false"/>
+                <w:bCs w:val="false"/>
+                <w:i w:val="false"/>
+                <w:iCs w:val="false"/>
+                <w:sz w:val="20"/>
+                <w:szCs w:val="20"/>
+              </w:rPr>
+              <w:t xml:space="preserve"/>
+            </w:r>
+            <w:r>
+              <w:rPr>
+                <w:b/>
+                <w:bCs/>
+                <w:i w:val="false"/>
+                <w:iCs w:val="false"/>
+                <w:sz w:val="20"/>
+                <w:szCs w:val="20"/>
+              </w:rPr>
+              <w:t xml:space="preserve">Механизм ERM</w:t>
+            </w:r>
+            <w:r>
+              <w:rPr>
+                <w:b w:val="false"/>
+                <w:bCs w:val="false"/>
+                <w:i w:val="false"/>
+                <w:iCs w:val="false"/>
+                <w:sz w:val="20"/>
+                <w:szCs w:val="20"/>
+              </w:rPr>
+              <w:t xml:space="preserve"/>
+            </w:r>
+          </w:p>
+        </w:tc>
+        <w:tc>
+          <w:tcPr>
+            <w:tcW w:type="dxa" w:w="5338"/>
+            <w:tcBorders>
+              <w:top w:val="single" w:color="D5D9E0" w:sz="4"/>
+              <w:left w:val="single" w:color="D5D9E0" w:sz="4"/>
+              <w:bottom w:val="single" w:color="D5D9E0" w:sz="4"/>
+              <w:right w:val="single" w:color="D5D9E0" w:sz="4"/>
+            </w:tcBorders>
+            <w:tcMar>
+              <w:top w:type="dxa" w:w="70"/>
+              <w:left w:type="dxa" w:w="110"/>
+              <w:bottom w:type="dxa" w:w="70"/>
+              <w:right w:type="dxa" w:w="110"/>
+            </w:tcMar>
+          </w:tcPr>
+          <w:p>
+            <w:pPr>
+              <w:spacing w:after="40" w:line="264"/>
+            </w:pPr>
+            <w:r>
+              <w:rPr>
+                <w:b w:val="false"/>
+                <w:bCs w:val="false"/>
+                <w:i w:val="false"/>
+                <w:iCs w:val="false"/>
+                <w:sz w:val="20"/>
+                <w:szCs w:val="20"/>
+              </w:rPr>
+              <w:t xml:space="preserve">Страны ЕС, валюты которых были привязаны друг к другу</w:t>
+            </w:r>
+          </w:p>
+        </w:tc>
+      </w:tr>
+      <w:tr>
+        <w:tc>
+          <w:tcPr>
+            <w:tcW w:type="dxa" w:w="1500"/>
+            <w:tcBorders>
+              <w:top w:val="single" w:color="D5D9E0" w:sz="4"/>
+              <w:left w:val="single" w:color="D5D9E0" w:sz="4"/>
+              <w:bottom w:val="single" w:color="D5D9E0" w:sz="4"/>
+              <w:right w:val="single" w:color="D5D9E0" w:sz="4"/>
+            </w:tcBorders>
+            <w:tcMar>
+              <w:top w:type="dxa" w:w="70"/>
+              <w:left w:type="dxa" w:w="110"/>
+              <w:bottom w:type="dxa" w:w="70"/>
+              <w:right w:type="dxa" w:w="110"/>
+            </w:tcMar>
+          </w:tcPr>
+          <w:p>
+            <w:pPr>
+              <w:spacing w:after="40" w:line="264"/>
+            </w:pPr>
+            <w:r>
+              <w:rPr>
+                <w:b w:val="false"/>
+                <w:bCs w:val="false"/>
+                <w:i w:val="false"/>
+                <w:iCs w:val="false"/>
+                <w:sz w:val="20"/>
+                <w:szCs w:val="20"/>
+              </w:rPr>
+              <w:t xml:space="preserve">Когда</w:t>
+            </w:r>
+          </w:p>
+        </w:tc>
+        <w:tc>
+          <w:tcPr>
+            <w:tcW w:type="dxa" w:w="2800"/>
+            <w:tcBorders>
+              <w:top w:val="single" w:color="D5D9E0" w:sz="4"/>
+              <w:left w:val="single" w:color="D5D9E0" w:sz="4"/>
+              <w:bottom w:val="single" w:color="D5D9E0" w:sz="4"/>
+              <w:right w:val="single" w:color="D5D9E0" w:sz="4"/>
+            </w:tcBorders>
+            <w:tcMar>
+              <w:top w:type="dxa" w:w="70"/>
+              <w:left w:type="dxa" w:w="110"/>
+              <w:bottom w:type="dxa" w:w="70"/>
+              <w:right w:type="dxa" w:w="110"/>
+            </w:tcMar>
+          </w:tcPr>
+          <w:p>
+            <w:pPr>
+              <w:spacing w:after="40" w:line="264"/>
+            </w:pPr>
+            <w:r>
+              <w:rPr>
+                <w:b w:val="false"/>
+                <w:bCs w:val="false"/>
+                <w:i w:val="false"/>
+                <w:iCs w:val="false"/>
+                <w:sz w:val="20"/>
+                <w:szCs w:val="20"/>
+              </w:rPr>
+              <w:t xml:space="preserve"/>
+            </w:r>
+            <w:r>
+              <w:rPr>
+                <w:b/>
+                <w:bCs/>
+                <w:i w:val="false"/>
+                <w:iCs w:val="false"/>
+                <w:sz w:val="20"/>
+                <w:szCs w:val="20"/>
+              </w:rPr>
+              <w:t xml:space="preserve">1992–1993</w:t>
+            </w:r>
+            <w:r>
+              <w:rPr>
+                <w:b w:val="false"/>
+                <w:bCs w:val="false"/>
+                <w:i w:val="false"/>
+                <w:iCs w:val="false"/>
+                <w:sz w:val="20"/>
+                <w:szCs w:val="20"/>
+              </w:rPr>
+              <w:t xml:space="preserve"/>
+            </w:r>
+          </w:p>
+        </w:tc>
+        <w:tc>
+          <w:tcPr>
+            <w:tcW w:type="dxa" w:w="5338"/>
+            <w:tcBorders>
+              <w:top w:val="single" w:color="D5D9E0" w:sz="4"/>
+              <w:left w:val="single" w:color="D5D9E0" w:sz="4"/>
+              <w:bottom w:val="single" w:color="D5D9E0" w:sz="4"/>
+              <w:right w:val="single" w:color="D5D9E0" w:sz="4"/>
+            </w:tcBorders>
+            <w:tcMar>
+              <w:top w:type="dxa" w:w="70"/>
+              <w:left w:type="dxa" w:w="110"/>
+              <w:bottom w:type="dxa" w:w="70"/>
+              <w:right w:type="dxa" w:w="110"/>
+            </w:tcMar>
+          </w:tcPr>
+          <w:p>
+            <w:pPr>
+              <w:spacing w:after="40" w:line="264"/>
+            </w:pPr>
+            <w:r>
+              <w:rPr>
+                <w:b w:val="false"/>
+                <w:bCs w:val="false"/>
+                <w:i w:val="false"/>
+                <w:iCs w:val="false"/>
+                <w:sz w:val="20"/>
+                <w:szCs w:val="20"/>
+              </w:rPr>
+              <w:t xml:space="preserve">Острая фаза — с сентября 1992 по август 1993</w:t>
+            </w:r>
+          </w:p>
+        </w:tc>
+      </w:tr>
+      <w:tr>
+        <w:tc>
+          <w:tcPr>
+            <w:tcW w:type="dxa" w:w="1500"/>
+            <w:tcBorders>
+              <w:top w:val="single" w:color="D5D9E0" w:sz="4"/>
+              <w:left w:val="single" w:color="D5D9E0" w:sz="4"/>
+              <w:bottom w:val="single" w:color="D5D9E0" w:sz="4"/>
+              <w:right w:val="single" w:color="D5D9E0" w:sz="4"/>
+            </w:tcBorders>
+            <w:tcMar>
+              <w:top w:type="dxa" w:w="70"/>
+              <w:left w:type="dxa" w:w="110"/>
+              <w:bottom w:type="dxa" w:w="70"/>
+              <w:right w:type="dxa" w:w="110"/>
+            </w:tcMar>
+          </w:tcPr>
+          <w:p>
+            <w:pPr>
+              <w:spacing w:after="40" w:line="264"/>
+            </w:pPr>
+            <w:r>
+              <w:rPr>
+                <w:b w:val="false"/>
+                <w:bCs w:val="false"/>
+                <w:i w:val="false"/>
+                <w:iCs w:val="false"/>
+                <w:sz w:val="20"/>
+                <w:szCs w:val="20"/>
+              </w:rPr>
+              <w:t xml:space="preserve">Как</w:t>
+            </w:r>
+          </w:p>
+        </w:tc>
+        <w:tc>
+          <w:tcPr>
+            <w:tcW w:type="dxa" w:w="2800"/>
+            <w:tcBorders>
+              <w:top w:val="single" w:color="D5D9E0" w:sz="4"/>
+              <w:left w:val="single" w:color="D5D9E0" w:sz="4"/>
+              <w:bottom w:val="single" w:color="D5D9E0" w:sz="4"/>
+              <w:right w:val="single" w:color="D5D9E0" w:sz="4"/>
+            </w:tcBorders>
+            <w:tcMar>
+              <w:top w:type="dxa" w:w="70"/>
+              <w:left w:type="dxa" w:w="110"/>
+              <w:bottom w:type="dxa" w:w="70"/>
+              <w:right w:type="dxa" w:w="110"/>
+            </w:tcMar>
+          </w:tcPr>
+          <w:p>
+            <w:pPr>
+              <w:spacing w:after="40" w:line="264"/>
+            </w:pPr>
+            <w:r>
+              <w:rPr>
+                <w:b w:val="false"/>
+                <w:bCs w:val="false"/>
+                <w:i w:val="false"/>
+                <w:iCs w:val="false"/>
+                <w:sz w:val="20"/>
+                <w:szCs w:val="20"/>
+              </w:rPr>
+              <w:t xml:space="preserve"/>
+            </w:r>
+            <w:r>
+              <w:rPr>
+                <w:b/>
+                <w:bCs/>
+                <w:i w:val="false"/>
+                <w:iCs w:val="false"/>
+                <w:sz w:val="20"/>
+                <w:szCs w:val="20"/>
+              </w:rPr>
+              <w:t xml:space="preserve">Атаки на курсы</w:t>
+            </w:r>
+            <w:r>
+              <w:rPr>
+                <w:b w:val="false"/>
+                <w:bCs w:val="false"/>
+                <w:i w:val="false"/>
+                <w:iCs w:val="false"/>
+                <w:sz w:val="20"/>
+                <w:szCs w:val="20"/>
+              </w:rPr>
+              <w:t xml:space="preserve"/>
+            </w:r>
+          </w:p>
+        </w:tc>
+        <w:tc>
+          <w:tcPr>
+            <w:tcW w:type="dxa" w:w="5338"/>
+            <w:tcBorders>
+              <w:top w:val="single" w:color="D5D9E0" w:sz="4"/>
+              <w:left w:val="single" w:color="D5D9E0" w:sz="4"/>
+              <w:bottom w:val="single" w:color="D5D9E0" w:sz="4"/>
+              <w:right w:val="single" w:color="D5D9E0" w:sz="4"/>
+            </w:tcBorders>
+            <w:tcMar>
+              <w:top w:type="dxa" w:w="70"/>
+              <w:left w:type="dxa" w:w="110"/>
+              <w:bottom w:type="dxa" w:w="70"/>
+              <w:right w:type="dxa" w:w="110"/>
+            </w:tcMar>
+          </w:tcPr>
+          <w:p>
+            <w:pPr>
+              <w:spacing w:after="40" w:line="264"/>
+            </w:pPr>
+            <w:r>
+              <w:rPr>
+                <w:b w:val="false"/>
+                <w:bCs w:val="false"/>
+                <w:i w:val="false"/>
+                <w:iCs w:val="false"/>
+                <w:sz w:val="20"/>
+                <w:szCs w:val="20"/>
+              </w:rPr>
+              <w:t xml:space="preserve">Рынок продаёт переоценённые валюты; ЦБ тратят резервы и поднимают ставки, но сдаются</w:t>
+            </w:r>
+          </w:p>
+        </w:tc>
+      </w:tr>
+      <w:tr>
+        <w:tc>
+          <w:tcPr>
+            <w:tcW w:type="dxa" w:w="1500"/>
+            <w:tcBorders>
+              <w:top w:val="single" w:color="D5D9E0" w:sz="4"/>
+              <w:left w:val="single" w:color="D5D9E0" w:sz="4"/>
+              <w:bottom w:val="single" w:color="D5D9E0" w:sz="4"/>
+              <w:right w:val="single" w:color="D5D9E0" w:sz="4"/>
+            </w:tcBorders>
+            <w:tcMar>
+              <w:top w:type="dxa" w:w="70"/>
+              <w:left w:type="dxa" w:w="110"/>
+              <w:bottom w:type="dxa" w:w="70"/>
+              <w:right w:type="dxa" w:w="110"/>
+            </w:tcMar>
+          </w:tcPr>
+          <w:p>
+            <w:pPr>
+              <w:spacing w:after="40" w:line="264"/>
+            </w:pPr>
+            <w:r>
+              <w:rPr>
+                <w:b w:val="false"/>
+                <w:bCs w:val="false"/>
+                <w:i w:val="false"/>
+                <w:iCs w:val="false"/>
+                <w:sz w:val="20"/>
+                <w:szCs w:val="20"/>
+              </w:rPr>
+              <w:t xml:space="preserve">Итог</w:t>
+            </w:r>
+          </w:p>
+        </w:tc>
+        <w:tc>
+          <w:tcPr>
+            <w:tcW w:type="dxa" w:w="2800"/>
+            <w:tcBorders>
+              <w:top w:val="single" w:color="D5D9E0" w:sz="4"/>
+              <w:left w:val="single" w:color="D5D9E0" w:sz="4"/>
+              <w:bottom w:val="single" w:color="D5D9E0" w:sz="4"/>
+              <w:right w:val="single" w:color="D5D9E0" w:sz="4"/>
+            </w:tcBorders>
+            <w:tcMar>
+              <w:top w:type="dxa" w:w="70"/>
+              <w:left w:type="dxa" w:w="110"/>
+              <w:bottom w:type="dxa" w:w="70"/>
+              <w:right w:type="dxa" w:w="110"/>
+            </w:tcMar>
+          </w:tcPr>
+          <w:p>
+            <w:pPr>
+              <w:spacing w:after="40" w:line="264"/>
+            </w:pPr>
+            <w:r>
+              <w:rPr>
+                <w:b w:val="false"/>
+                <w:bCs w:val="false"/>
+                <w:i w:val="false"/>
+                <w:iCs w:val="false"/>
+                <w:sz w:val="20"/>
+                <w:szCs w:val="20"/>
+              </w:rPr>
+              <w:t xml:space="preserve"/>
+            </w:r>
+            <w:r>
+              <w:rPr>
+                <w:b/>
+                <w:bCs/>
+                <w:i w:val="false"/>
+                <w:iCs w:val="false"/>
+                <w:sz w:val="20"/>
+                <w:szCs w:val="20"/>
+              </w:rPr>
+              <w:t xml:space="preserve">Конец жёстких курсов</w:t>
+            </w:r>
+            <w:r>
+              <w:rPr>
+                <w:b w:val="false"/>
+                <w:bCs w:val="false"/>
+                <w:i w:val="false"/>
+                <w:iCs w:val="false"/>
+                <w:sz w:val="20"/>
+                <w:szCs w:val="20"/>
+              </w:rPr>
+              <w:t xml:space="preserve"/>
+            </w:r>
+          </w:p>
+        </w:tc>
+        <w:tc>
+          <w:tcPr>
+            <w:tcW w:type="dxa" w:w="5338"/>
+            <w:tcBorders>
+              <w:top w:val="single" w:color="D5D9E0" w:sz="4"/>
+              <w:left w:val="single" w:color="D5D9E0" w:sz="4"/>
+              <w:bottom w:val="single" w:color="D5D9E0" w:sz="4"/>
+              <w:right w:val="single" w:color="D5D9E0" w:sz="4"/>
+            </w:tcBorders>
+            <w:tcMar>
+              <w:top w:type="dxa" w:w="70"/>
+              <w:left w:type="dxa" w:w="110"/>
+              <w:bottom w:type="dxa" w:w="70"/>
+              <w:right w:type="dxa" w:w="110"/>
+            </w:tcMar>
+          </w:tcPr>
+          <w:p>
+            <w:pPr>
+              <w:spacing w:after="40" w:line="264"/>
+            </w:pPr>
+            <w:r>
+              <w:rPr>
+                <w:b w:val="false"/>
+                <w:bCs w:val="false"/>
+                <w:i w:val="false"/>
+                <w:iCs w:val="false"/>
+                <w:sz w:val="20"/>
+                <w:szCs w:val="20"/>
+              </w:rPr>
+              <w:t xml:space="preserve">Фунт и лира вышли из ERM, коридор расширен до ±15%</w:t>
+            </w:r>
+          </w:p>
+        </w:tc>
+      </w:tr>
+    </w:tbl>
+    <w:p>
+      <w:pPr>
+        <w:spacing w:after="120"/>
+      </w:pPr>
+    </w:p>
+    <w:p>
+      <w:pPr>
+        <w:spacing w:after="80" w:before="160"/>
+      </w:pPr>
+      <w:r>
+        <w:rPr>
+          <w:b/>
+          <w:bCs/>
+          <w:color w:val="1B2D4F"/>
+          <w:spacing w:val="20"/>
+          <w:sz w:val="17"/>
+          <w:szCs w:val="17"/>
+        </w:rPr>
+        <w:t xml:space="preserve">КЛЮЧЕВЫЕ ПОНЯТИЯ</w:t>
+      </w:r>
+    </w:p>
+    <w:p>
+      <w:pPr>
+        <w:pStyle w:val="ListParagraph"/>
+        <w:numPr>
+          <w:ilvl w:val="0"/>
+          <w:numId w:val="2"/>
+        </w:numPr>
+        <w:spacing w:after="70" w:line="290"/>
+      </w:pPr>
+      <w:r>
+        <w:rPr>
+          <w:b w:val="false"/>
+          <w:bCs w:val="false"/>
+          <w:i w:val="false"/>
+          <w:iCs w:val="false"/>
+        </w:rPr>
+        <w:t xml:space="preserve"/>
+      </w:r>
+      <w:r>
+        <w:rPr>
+          <w:b/>
+          <w:bCs/>
+          <w:i w:val="false"/>
+          <w:iCs w:val="false"/>
+        </w:rPr>
+        <w:t xml:space="preserve">Спекулятивная атака</w:t>
+      </w:r>
+      <w:r>
+        <w:rPr>
+          <w:b w:val="false"/>
+          <w:bCs w:val="false"/>
+          <w:i w:val="false"/>
+          <w:iCs w:val="false"/>
+        </w:rPr>
+        <w:t xml:space="preserve"> — массовая продажа валюты в расчёте на то, что её курс скоро понизят.</w:t>
+      </w:r>
+    </w:p>
+    <w:p>
+      <w:pPr>
+        <w:pStyle w:val="ListParagraph"/>
+        <w:numPr>
+          <w:ilvl w:val="0"/>
+          <w:numId w:val="2"/>
+        </w:numPr>
+        <w:spacing w:after="70" w:line="290"/>
+      </w:pPr>
+      <w:r>
+        <w:rPr>
+          <w:b w:val="false"/>
+          <w:bCs w:val="false"/>
+          <w:i w:val="false"/>
+          <w:iCs w:val="false"/>
+        </w:rPr>
+        <w:t xml:space="preserve"/>
+      </w:r>
+      <w:r>
+        <w:rPr>
+          <w:b/>
+          <w:bCs/>
+          <w:i w:val="false"/>
+          <w:iCs w:val="false"/>
+        </w:rPr>
+        <w:t xml:space="preserve">Девальвация</w:t>
+      </w:r>
+      <w:r>
+        <w:rPr>
+          <w:b w:val="false"/>
+          <w:bCs w:val="false"/>
+          <w:i w:val="false"/>
+          <w:iCs w:val="false"/>
+        </w:rPr>
+        <w:t xml:space="preserve"> — официальное снижение курса национальной валюты.</w:t>
+      </w:r>
+    </w:p>
+    <w:p>
+      <w:pPr>
+        <w:pStyle w:val="ListParagraph"/>
+        <w:numPr>
+          <w:ilvl w:val="0"/>
+          <w:numId w:val="2"/>
+        </w:numPr>
+        <w:spacing w:after="70" w:line="290"/>
+      </w:pPr>
+      <w:r>
+        <w:rPr>
+          <w:b w:val="false"/>
+          <w:bCs w:val="false"/>
+          <w:i w:val="false"/>
+          <w:iCs w:val="false"/>
+        </w:rPr>
+        <w:t xml:space="preserve"/>
+      </w:r>
+      <w:r>
+        <w:rPr>
+          <w:b/>
+          <w:bCs/>
+          <w:i w:val="false"/>
+          <w:iCs w:val="false"/>
+        </w:rPr>
+        <w:t xml:space="preserve">Коридор колебаний</w:t>
+      </w:r>
+      <w:r>
+        <w:rPr>
+          <w:b w:val="false"/>
+          <w:bCs w:val="false"/>
+          <w:i w:val="false"/>
+          <w:iCs w:val="false"/>
+        </w:rPr>
+        <w:t xml:space="preserve"> — допустимое отклонение курса от центрального: в ERM ±2,25% или ±6%.</w:t>
+      </w:r>
+    </w:p>
+    <w:p>
+      <w:pPr>
+        <w:keepNext/>
+        <w:pBdr>
+          <w:left w:val="single" w:color="1B2D4F" w:sz="18" w:space="8"/>
+        </w:pBdr>
+        <w:shd w:fill="F3F1EC" w:color="auto" w:val="clear"/>
+        <w:spacing w:after="60" w:before="200"/>
+        <w:ind w:left="160" w:right="160"/>
+      </w:pPr>
+      <w:r>
+        <w:rPr>
+          <w:b/>
+          <w:bCs/>
+          <w:color w:val="1B2D4F"/>
+          <w:spacing w:val="20"/>
+          <w:sz w:val="17"/>
+          <w:szCs w:val="17"/>
+        </w:rPr>
+        <w:t xml:space="preserve">ЧТО ГОВОРИТЬ · ≈ 35 С</w:t>
+      </w:r>
+    </w:p>
+    <w:p>
+      <w:pPr>
+        <w:pBdr>
+          <w:left w:val="single" w:color="1B2D4F" w:sz="18" w:space="8"/>
+        </w:pBdr>
+        <w:shd w:fill="F3F1EC" w:color="auto" w:val="clear"/>
+        <w:spacing w:after="160" w:line="300"/>
+        <w:ind w:left="160" w:right="160"/>
+      </w:pPr>
+      <w:r>
+        <w:rPr>
+          <w:b w:val="false"/>
+          <w:bCs w:val="false"/>
+          <w:i/>
+          <w:iCs/>
+        </w:rPr>
+        <w:t xml:space="preserve">Сначала — что это за кризис. Кризис ЕВС — это валютный кризис. В 1992–1993 годах рынок раз за разом атаковал европейские валюты, курсы которых были жёстко привязаны друг к другу. Центральные банки тратили резервы и поднимали ставки, но удержать курсы не смогли. Это не банковский и не долговой кризис: пострадали именно курсы валют. Итог — фунт и лира вышли из системы, а коридор колебаний расширили до 15 процентов.</w:t>
+      </w:r>
+    </w:p>
+    <w:p>
+      <w:pPr>
+        <w:pStyle w:val="Heading2"/>
+        <w:keepNext/>
+        <w:spacing w:after="60" w:before="360"/>
+      </w:pPr>
+      <w:r>
+        <w:rPr>
+          <w:color w:val="9A7428"/>
+        </w:rPr>
+        <w:t xml:space="preserve">Слайд 03. </w:t>
+      </w:r>
+      <w:r>
+        <w:t xml:space="preserve">Что такое ЕВС и механизм ERM</w:t>
+      </w:r>
+    </w:p>
+    <w:p>
+      <w:pPr>
+        <w:keepNext/>
+        <w:pBdr>
+          <w:bottom w:val="single" w:color="D5D9E0" w:sz="4" w:space="6"/>
+        </w:pBdr>
+        <w:spacing w:after="160"/>
+      </w:pPr>
+      <w:r>
+        <w:rPr>
+          <w:color w:val="6B7280"/>
+          <w:sz w:val="19"/>
+          <w:szCs w:val="19"/>
+        </w:rPr>
+        <w:t xml:space="preserve">Раздел I · Суть и причины кризиса · Докладчик: Н. Р. Аверьянов</w:t>
       </w:r>
     </w:p>
     <w:p>
@@ -2078,7 +3090,7 @@
           <w:sz w:val="17"/>
           <w:szCs w:val="17"/>
         </w:rPr>
-        <w:t xml:space="preserve">ЧТО ГОВОРИТЬ · ≈ 40 С</w:t>
+        <w:t xml:space="preserve">ЧТО ГОВОРИТЬ · ≈ 25 С</w:t>
       </w:r>
     </w:p>
     <w:p>
@@ -2097,7 +3109,7 @@
           <w:i/>
           <w:iCs/>
         </w:rPr>
-        <w:t xml:space="preserve">Европейская валютная система появилась в 1979 году, чтобы курсы валют стран ЕЭС не скакали. Её ядро — механизм обменных курсов ERM. У каждой валюты был центральный курс и коридор: плюс-минус 2,25 процента, у некоторых — 6. Если курс подходил к границе, центральные банки обязаны были покупать слабую валюту без ограничений. С 1987 года курсы ни разу не пересматривали, и к 1992 году в системе было почти всё ЕС, включая британский фунт. Курсы казались почти неизменными, и рынок считал их надёжными — вплоть до 1992 года.</w:t>
+        <w:t xml:space="preserve">Теперь об устройстве системы. ЕВС создали в 1979 году, её ядро — механизм обменных курсов ERM. У каждой валюты был центральный курс и коридор: плюс-минус 2,25 процента, у некоторых — 6. На границе коридора центральные банки обязаны были без ограничений покупать слабую валюту. С 1987 года курсы не пересматривали, и рынок считал их надёжными.</w:t>
       </w:r>
     </w:p>
     <w:p>
@@ -2110,7 +3122,7 @@
         <w:rPr>
           <w:color w:val="9A7428"/>
         </w:rPr>
-        <w:t xml:space="preserve">Слайд 03. </w:t>
+        <w:t xml:space="preserve">Слайд 04. </w:t>
       </w:r>
       <w:r>
         <w:t xml:space="preserve">Причины кризиса</w:t>
@@ -2130,7 +3142,7 @@
           <w:sz w:val="19"/>
           <w:szCs w:val="19"/>
         </w:rPr>
-        <w:t xml:space="preserve">Раздел I · Причины кризиса · Докладчик: Н. Р. Аверьянов</w:t>
+        <w:t xml:space="preserve">Раздел I · Суть и причины кризиса · Докладчик: Н. Р. Аверьянов</w:t>
       </w:r>
     </w:p>
     <w:tbl>
@@ -2588,7 +3600,7 @@
           <w:sz w:val="20"/>
           <w:szCs w:val="20"/>
         </w:rPr>
-        <w:t xml:space="preserve">Докладчик: Гордеев Егор Александрович · слайды 04–06</w:t>
+        <w:t xml:space="preserve">Докладчик: Гордеев Егор Александрович · слайды 05–07</w:t>
       </w:r>
     </w:p>
     <w:p>
@@ -2601,7 +3613,7 @@
         <w:rPr>
           <w:color w:val="9A7428"/>
         </w:rPr>
-        <w:t xml:space="preserve">Слайд 04. </w:t>
+        <w:t xml:space="preserve">Слайд 05. </w:t>
       </w:r>
       <w:r>
         <w:t xml:space="preserve">Ход кризиса: четыре волны</w:t>
@@ -3246,7 +4258,7 @@
           <w:sz w:val="17"/>
           <w:szCs w:val="17"/>
         </w:rPr>
-        <w:t xml:space="preserve">ЧТО ГОВОРИТЬ · ≈ 30 С</w:t>
+        <w:t xml:space="preserve">ЧТО ГОВОРИТЬ · ≈ 20 С</w:t>
       </w:r>
     </w:p>
     <w:p>
@@ -3265,7 +4277,7 @@
           <w:i/>
           <w:iCs/>
         </w:rPr>
-        <w:t xml:space="preserve">Кризис шёл четырьмя волнами. Цвет точки показывает тип события: красный — выход из системы, золотой — девальвация, синий — решение властей. Летом 1992-го — предвестники: отказ Дании и высокие ставки Бундесбанка. В сентябре — обвал: лиру девальвировали, а Великобритания и Италия вышли из ERM. Потом цепная реакция: девальвации песеты, эскудо и ирландского фунта. И развязка летом 1993-го — атака на французский франк.</w:t>
+        <w:t xml:space="preserve">Кризис шёл четырьмя волнами. Летом 1992-го — предвестники: отказ Дании и высокие ставки Бундесбанка. В сентябре — обвал: лиру девальвировали, а Великобритания и Италия вышли из ERM. Потом цепная реакция: девальвации песеты, эскудо и ирландского фунта. И развязка летом 1993-го — атака на французский франк.</w:t>
       </w:r>
     </w:p>
     <w:p>
@@ -3278,7 +4290,7 @@
         <w:rPr>
           <w:color w:val="9A7428"/>
         </w:rPr>
-        <w:t xml:space="preserve">Слайд 05. </w:t>
+        <w:t xml:space="preserve">Слайд 06. </w:t>
       </w:r>
       <w:r>
         <w:t xml:space="preserve">«Чёрная среда»: выход Великобритании, 16 сентября 1992 г.</w:t>
@@ -3911,7 +4923,7 @@
         <w:rPr>
           <w:color w:val="9A7428"/>
         </w:rPr>
-        <w:t xml:space="preserve">Слайд 06. </w:t>
+        <w:t xml:space="preserve">Слайд 07. </w:t>
       </w:r>
       <w:r>
         <w:t xml:space="preserve">Цепная реакция и коридор ±15%</w:t>
@@ -5084,7 +6096,7 @@
           <w:sz w:val="17"/>
           <w:szCs w:val="17"/>
         </w:rPr>
-        <w:t xml:space="preserve">ЧТО ГОВОРИТЬ · ≈ 30 С</w:t>
+        <w:t xml:space="preserve">ЧТО ГОВОРИТЬ · ≈ 20 С</w:t>
       </w:r>
     </w:p>
     <w:p>
@@ -5103,7 +6115,7 @@
           <w:i/>
           <w:iCs/>
         </w:rPr>
-        <w:t xml:space="preserve">После фунта давление перешло на другие валюты: песету девальвировали трижды, эскудо дважды, ирландский фунт — на 10 процентов. Летом 1993-го атаковали французский франк, и 2 августа ЕС расширил коридор до плюс-минус 15 процентов. Формально система сохранилась, но курсы стали почти плавающими. По сути, решение 2 августа признало, что прежняя система не выдержала. Передаю слово Ивану.</w:t>
+        <w:t xml:space="preserve">После фунта давление перешло на другие валюты: песету девальвировали трижды, эскудо дважды, ирландский фунт — на 10 процентов. Летом 1993-го атаковали французский франк, и 2 августа ЕС расширил коридор до плюс-минус 15 процентов. Формально система сохранилась, но курсы стали почти плавающими. Передаю слово Ивану.</w:t>
       </w:r>
     </w:p>
     <w:p>
@@ -5133,7 +6145,7 @@
           <w:sz w:val="20"/>
           <w:szCs w:val="20"/>
         </w:rPr>
-        <w:t xml:space="preserve">Докладчик: Татьянченко Иван Сергеевич · слайды 07–09</w:t>
+        <w:t xml:space="preserve">Докладчик: Татьянченко Иван Сергеевич · слайды 08–10</w:t>
       </w:r>
     </w:p>
     <w:p>
@@ -5146,7 +6158,7 @@
         <w:rPr>
           <w:color w:val="9A7428"/>
         </w:rPr>
-        <w:t xml:space="preserve">Слайд 07. </w:t>
+        <w:t xml:space="preserve">Слайд 08. </w:t>
       </w:r>
       <w:r>
         <w:t xml:space="preserve">Последствия для Великобритании и Италии</w:t>
@@ -6004,7 +7016,7 @@
         <w:rPr>
           <w:color w:val="9A7428"/>
         </w:rPr>
-        <w:t xml:space="preserve">Слайд 08. </w:t>
+        <w:t xml:space="preserve">Слайд 09. </w:t>
       </w:r>
       <w:r>
         <w:t xml:space="preserve">Итоги кризиса и выводы</w:t>
@@ -6317,7 +7329,7 @@
           <w:sz w:val="17"/>
           <w:szCs w:val="17"/>
         </w:rPr>
-        <w:t xml:space="preserve">ЧТО ГОВОРИТЬ · ≈ 30 С</w:t>
+        <w:t xml:space="preserve">ЧТО ГОВОРИТЬ · ≈ 25 С</w:t>
       </w:r>
     </w:p>
     <w:p>
@@ -6336,7 +7348,7 @@
           <w:i/>
           <w:iCs/>
         </w:rPr>
-        <w:t xml:space="preserve">Главный итог для Европы: при свободном движении капитала остаётся выбор только между плавающими курсами и единой валютой. ЕС выбрал единую валюту — в 1998 году появился Европейский центральный банк, в 1999-м — евро. Единая валюта убрала саму возможность атаковать курсы внутри зоны. Наш вывод: кризис вызвали не спекулянты, а противоречие между общей валютной привязкой и национальной политикой. Спекулянты лишь первыми это заметили.</w:t>
+        <w:t xml:space="preserve">Главный итог для Европы: при свободном движении капитала остаётся выбор только между плавающими курсами и единой валютой. ЕС выбрал единую валюту — в 1998 году появился Европейский центральный банк, в 1999-м — евро. Наш вывод: кризис вызвали не спекулянты, а противоречие между общей валютной привязкой и национальной политикой. Спекулянты лишь первыми это заметили.</w:t>
       </w:r>
     </w:p>
     <w:p>
@@ -6349,7 +7361,7 @@
         <w:rPr>
           <w:color w:val="9A7428"/>
         </w:rPr>
-        <w:t xml:space="preserve">Слайд 09. </w:t>
+        <w:t xml:space="preserve">Слайд 10. </w:t>
       </w:r>
       <w:r>
         <w:t xml:space="preserve">Список источников. Спасибо за внимание</w:t>
